--- a/document-templates/employed/01_Salary_Tax_Confirmation_Letter_EXAMPLE.docx
+++ b/document-templates/employed/01_Salary_Tax_Confirmation_Letter_EXAMPLE.docx
@@ -2572,7 +2572,75 @@
                 <w:sz w:val="20"/>
                 <w:szCs w:val="20"/>
               </w:rPr>
-              <w:t xml:space="preserve">[Payslip image — February 2026: salary £1,050.00 + dividend £17,000.00. Dividend declaration image — June 2025: £19,000.00. All documents issued by Wong Media Productions Ltd.]</w:t>
+              <w:drawing>
+                <wp:inline xmlns:a="http://schemas.openxmlformats.org/drawingml/2006/main" xmlns:pic="http://schemas.openxmlformats.org/drawingml/2006/picture">
+                  <wp:extent cx="3291840" cy="1926931"/>
+                  <wp:docPr id="1" name="Picture 1"/>
+                  <wp:cNvGraphicFramePr>
+                    <a:graphicFrameLocks noChangeAspect="1"/>
+                  </wp:cNvGraphicFramePr>
+                  <a:graphic>
+                    <a:graphicData uri="http://schemas.openxmlformats.org/drawingml/2006/picture">
+                      <pic:pic>
+                        <pic:nvPicPr>
+                          <pic:cNvPr id="0" name="payslip-james.png"/>
+                          <pic:cNvPicPr/>
+                        </pic:nvPicPr>
+                        <pic:blipFill>
+                          <a:blip r:embed="rId8"/>
+                          <a:stretch>
+                            <a:fillRect/>
+                          </a:stretch>
+                        </pic:blipFill>
+                        <pic:spPr>
+                          <a:xfrm>
+                            <a:off x="0" y="0"/>
+                            <a:ext cx="3291840" cy="1926931"/>
+                          </a:xfrm>
+                          <a:prstGeom prst="rect"/>
+                        </pic:spPr>
+                      </pic:pic>
+                    </a:graphicData>
+                  </a:graphic>
+                </wp:inline>
+              </w:drawing>
+            </w:r>
+            <w:r>
+              <w:br/>
+            </w:r>
+            <w:r>
+              <w:drawing>
+                <wp:inline xmlns:a="http://schemas.openxmlformats.org/drawingml/2006/main" xmlns:pic="http://schemas.openxmlformats.org/drawingml/2006/picture">
+                  <wp:extent cx="3291840" cy="1686064"/>
+                  <wp:docPr id="2" name="Picture 2"/>
+                  <wp:cNvGraphicFramePr>
+                    <a:graphicFrameLocks noChangeAspect="1"/>
+                  </wp:cNvGraphicFramePr>
+                  <a:graphic>
+                    <a:graphicData uri="http://schemas.openxmlformats.org/drawingml/2006/picture">
+                      <pic:pic>
+                        <pic:nvPicPr>
+                          <pic:cNvPr id="0" name="dividend-james.png"/>
+                          <pic:cNvPicPr/>
+                        </pic:nvPicPr>
+                        <pic:blipFill>
+                          <a:blip r:embed="rId9"/>
+                          <a:stretch>
+                            <a:fillRect/>
+                          </a:stretch>
+                        </pic:blipFill>
+                        <pic:spPr>
+                          <a:xfrm>
+                            <a:off x="0" y="0"/>
+                            <a:ext cx="3291840" cy="1686064"/>
+                          </a:xfrm>
+                          <a:prstGeom prst="rect"/>
+                        </pic:spPr>
+                      </pic:pic>
+                    </a:graphicData>
+                  </a:graphic>
+                </wp:inline>
+              </w:drawing>
             </w:r>
           </w:p>
         </w:tc>

--- a/document-templates/employed/01_Salary_Tax_Confirmation_Letter_EXAMPLE.docx
+++ b/document-templates/employed/01_Salary_Tax_Confirmation_Letter_EXAMPLE.docx
@@ -423,7 +423,7 @@
                 <w:sz w:val="20"/>
                 <w:szCs w:val="20"/>
               </w:rPr>
-              <w:t xml:space="preserve">£1,050.00</w:t>
+              <w:t>$1,350.00</w:t>
             </w:r>
           </w:p>
         </w:tc>
@@ -483,37 +483,37 @@
                 <w:sz w:val="20"/>
                 <w:szCs w:val="20"/>
               </w:rPr>
-              <w:t xml:space="preserve">£0.00</w:t>
-            </w:r>
-          </w:p>
-        </w:tc>
-        <w:tc>
-          <w:tcPr>
-            <w:tcW w:type="dxa" w:w="1500"/>
-            <w:tcBorders>
-              <w:top w:val="single" w:color="BFBFBF" w:sz="4"/>
-              <w:left w:val="single" w:color="BFBFBF" w:sz="4"/>
-              <w:bottom w:val="single" w:color="BFBFBF" w:sz="4"/>
-              <w:right w:val="single" w:color="BFBFBF" w:sz="4"/>
-            </w:tcBorders>
-            <w:tcMar>
-              <w:top w:type="dxa" w:w="80"/>
-              <w:left w:type="dxa" w:w="120"/>
-              <w:bottom w:type="dxa" w:w="80"/>
-              <w:right w:type="dxa" w:w="120"/>
-            </w:tcMar>
-          </w:tcPr>
-          <w:p>
-            <w:pPr>
-              <w:jc w:val="right"/>
-            </w:pPr>
-            <w:r>
-              <w:rPr>
-                <w:rFonts w:ascii="Arial" w:cs="Arial" w:eastAsia="Arial" w:hAnsi="Arial"/>
-                <w:sz w:val="20"/>
-                <w:szCs w:val="20"/>
-              </w:rPr>
-              <w:t xml:space="preserve">£0.00</w:t>
+              <w:t>$0.00</w:t>
+            </w:r>
+          </w:p>
+        </w:tc>
+        <w:tc>
+          <w:tcPr>
+            <w:tcW w:type="dxa" w:w="1500"/>
+            <w:tcBorders>
+              <w:top w:val="single" w:color="BFBFBF" w:sz="4"/>
+              <w:left w:val="single" w:color="BFBFBF" w:sz="4"/>
+              <w:bottom w:val="single" w:color="BFBFBF" w:sz="4"/>
+              <w:right w:val="single" w:color="BFBFBF" w:sz="4"/>
+            </w:tcBorders>
+            <w:tcMar>
+              <w:top w:type="dxa" w:w="80"/>
+              <w:left w:type="dxa" w:w="120"/>
+              <w:bottom w:type="dxa" w:w="80"/>
+              <w:right w:type="dxa" w:w="120"/>
+            </w:tcMar>
+          </w:tcPr>
+          <w:p>
+            <w:pPr>
+              <w:jc w:val="right"/>
+            </w:pPr>
+            <w:r>
+              <w:rPr>
+                <w:rFonts w:ascii="Arial" w:cs="Arial" w:eastAsia="Arial" w:hAnsi="Arial"/>
+                <w:sz w:val="20"/>
+                <w:szCs w:val="20"/>
+              </w:rPr>
+              <w:t>$0.00</w:t>
             </w:r>
           </w:p>
         </w:tc>
@@ -543,7 +543,7 @@
                 <w:sz w:val="20"/>
                 <w:szCs w:val="20"/>
               </w:rPr>
-              <w:t xml:space="preserve">£1,050.00</w:t>
+              <w:t>$1,350.00</w:t>
             </w:r>
           </w:p>
         </w:tc>
@@ -607,7 +607,7 @@
                 <w:sz w:val="20"/>
                 <w:szCs w:val="20"/>
               </w:rPr>
-              <w:t xml:space="preserve">£1,050.00</w:t>
+              <w:t>$1,350.00</w:t>
             </w:r>
           </w:p>
         </w:tc>
@@ -638,7 +638,7 @@
                 <w:sz w:val="20"/>
                 <w:szCs w:val="20"/>
               </w:rPr>
-              <w:t xml:space="preserve">£19,000.00</w:t>
+              <w:t>$24,000.00</w:t>
             </w:r>
           </w:p>
         </w:tc>
@@ -669,7 +669,7 @@
                 <w:sz w:val="20"/>
                 <w:szCs w:val="20"/>
               </w:rPr>
-              <w:t xml:space="preserve">£0.00</w:t>
+              <w:t>$0.00</w:t>
             </w:r>
           </w:p>
         </w:tc>
@@ -700,7 +700,7 @@
                 <w:sz w:val="20"/>
                 <w:szCs w:val="20"/>
               </w:rPr>
-              <w:t xml:space="preserve">£0.00</w:t>
+              <w:t>$0.00</w:t>
             </w:r>
           </w:p>
         </w:tc>
@@ -731,7 +731,7 @@
                 <w:sz w:val="20"/>
                 <w:szCs w:val="20"/>
               </w:rPr>
-              <w:t xml:space="preserve">£20,050.00</w:t>
+              <w:t>$25,350.00</w:t>
             </w:r>
           </w:p>
         </w:tc>
@@ -793,7 +793,7 @@
                 <w:sz w:val="20"/>
                 <w:szCs w:val="20"/>
               </w:rPr>
-              <w:t xml:space="preserve">£1,050.00</w:t>
+              <w:t>$1,350.00</w:t>
             </w:r>
           </w:p>
         </w:tc>
@@ -853,37 +853,37 @@
                 <w:sz w:val="20"/>
                 <w:szCs w:val="20"/>
               </w:rPr>
-              <w:t xml:space="preserve">£0.00</w:t>
-            </w:r>
-          </w:p>
-        </w:tc>
-        <w:tc>
-          <w:tcPr>
-            <w:tcW w:type="dxa" w:w="1500"/>
-            <w:tcBorders>
-              <w:top w:val="single" w:color="BFBFBF" w:sz="4"/>
-              <w:left w:val="single" w:color="BFBFBF" w:sz="4"/>
-              <w:bottom w:val="single" w:color="BFBFBF" w:sz="4"/>
-              <w:right w:val="single" w:color="BFBFBF" w:sz="4"/>
-            </w:tcBorders>
-            <w:tcMar>
-              <w:top w:type="dxa" w:w="80"/>
-              <w:left w:type="dxa" w:w="120"/>
-              <w:bottom w:type="dxa" w:w="80"/>
-              <w:right w:type="dxa" w:w="120"/>
-            </w:tcMar>
-          </w:tcPr>
-          <w:p>
-            <w:pPr>
-              <w:jc w:val="right"/>
-            </w:pPr>
-            <w:r>
-              <w:rPr>
-                <w:rFonts w:ascii="Arial" w:cs="Arial" w:eastAsia="Arial" w:hAnsi="Arial"/>
-                <w:sz w:val="20"/>
-                <w:szCs w:val="20"/>
-              </w:rPr>
-              <w:t xml:space="preserve">£0.00</w:t>
+              <w:t>$0.00</w:t>
+            </w:r>
+          </w:p>
+        </w:tc>
+        <w:tc>
+          <w:tcPr>
+            <w:tcW w:type="dxa" w:w="1500"/>
+            <w:tcBorders>
+              <w:top w:val="single" w:color="BFBFBF" w:sz="4"/>
+              <w:left w:val="single" w:color="BFBFBF" w:sz="4"/>
+              <w:bottom w:val="single" w:color="BFBFBF" w:sz="4"/>
+              <w:right w:val="single" w:color="BFBFBF" w:sz="4"/>
+            </w:tcBorders>
+            <w:tcMar>
+              <w:top w:type="dxa" w:w="80"/>
+              <w:left w:type="dxa" w:w="120"/>
+              <w:bottom w:type="dxa" w:w="80"/>
+              <w:right w:type="dxa" w:w="120"/>
+            </w:tcMar>
+          </w:tcPr>
+          <w:p>
+            <w:pPr>
+              <w:jc w:val="right"/>
+            </w:pPr>
+            <w:r>
+              <w:rPr>
+                <w:rFonts w:ascii="Arial" w:cs="Arial" w:eastAsia="Arial" w:hAnsi="Arial"/>
+                <w:sz w:val="20"/>
+                <w:szCs w:val="20"/>
+              </w:rPr>
+              <w:t>$0.00</w:t>
             </w:r>
           </w:p>
         </w:tc>
@@ -913,7 +913,7 @@
                 <w:sz w:val="20"/>
                 <w:szCs w:val="20"/>
               </w:rPr>
-              <w:t xml:space="preserve">£1,050.00</w:t>
+              <w:t>$1,350.00</w:t>
             </w:r>
           </w:p>
         </w:tc>
@@ -977,7 +977,7 @@
                 <w:sz w:val="20"/>
                 <w:szCs w:val="20"/>
               </w:rPr>
-              <w:t xml:space="preserve">£1,050.00</w:t>
+              <w:t>$1,350.00</w:t>
             </w:r>
           </w:p>
         </w:tc>
@@ -1039,7 +1039,7 @@
                 <w:sz w:val="20"/>
                 <w:szCs w:val="20"/>
               </w:rPr>
-              <w:t xml:space="preserve">£0.00</w:t>
+              <w:t>$0.00</w:t>
             </w:r>
           </w:p>
         </w:tc>
@@ -1070,7 +1070,7 @@
                 <w:sz w:val="20"/>
                 <w:szCs w:val="20"/>
               </w:rPr>
-              <w:t xml:space="preserve">£0.00</w:t>
+              <w:t>$0.00</w:t>
             </w:r>
           </w:p>
         </w:tc>
@@ -1101,7 +1101,7 @@
                 <w:sz w:val="20"/>
                 <w:szCs w:val="20"/>
               </w:rPr>
-              <w:t xml:space="preserve">£1,050.00</w:t>
+              <w:t>$1,350.00</w:t>
             </w:r>
           </w:p>
         </w:tc>
@@ -1163,7 +1163,7 @@
                 <w:sz w:val="20"/>
                 <w:szCs w:val="20"/>
               </w:rPr>
-              <w:t xml:space="preserve">£1,050.00</w:t>
+              <w:t>$1,350.00</w:t>
             </w:r>
           </w:p>
         </w:tc>
@@ -1223,37 +1223,37 @@
                 <w:sz w:val="20"/>
                 <w:szCs w:val="20"/>
               </w:rPr>
-              <w:t xml:space="preserve">£0.00</w:t>
-            </w:r>
-          </w:p>
-        </w:tc>
-        <w:tc>
-          <w:tcPr>
-            <w:tcW w:type="dxa" w:w="1500"/>
-            <w:tcBorders>
-              <w:top w:val="single" w:color="BFBFBF" w:sz="4"/>
-              <w:left w:val="single" w:color="BFBFBF" w:sz="4"/>
-              <w:bottom w:val="single" w:color="BFBFBF" w:sz="4"/>
-              <w:right w:val="single" w:color="BFBFBF" w:sz="4"/>
-            </w:tcBorders>
-            <w:tcMar>
-              <w:top w:type="dxa" w:w="80"/>
-              <w:left w:type="dxa" w:w="120"/>
-              <w:bottom w:type="dxa" w:w="80"/>
-              <w:right w:type="dxa" w:w="120"/>
-            </w:tcMar>
-          </w:tcPr>
-          <w:p>
-            <w:pPr>
-              <w:jc w:val="right"/>
-            </w:pPr>
-            <w:r>
-              <w:rPr>
-                <w:rFonts w:ascii="Arial" w:cs="Arial" w:eastAsia="Arial" w:hAnsi="Arial"/>
-                <w:sz w:val="20"/>
-                <w:szCs w:val="20"/>
-              </w:rPr>
-              <w:t xml:space="preserve">£0.00</w:t>
+              <w:t>$0.00</w:t>
+            </w:r>
+          </w:p>
+        </w:tc>
+        <w:tc>
+          <w:tcPr>
+            <w:tcW w:type="dxa" w:w="1500"/>
+            <w:tcBorders>
+              <w:top w:val="single" w:color="BFBFBF" w:sz="4"/>
+              <w:left w:val="single" w:color="BFBFBF" w:sz="4"/>
+              <w:bottom w:val="single" w:color="BFBFBF" w:sz="4"/>
+              <w:right w:val="single" w:color="BFBFBF" w:sz="4"/>
+            </w:tcBorders>
+            <w:tcMar>
+              <w:top w:type="dxa" w:w="80"/>
+              <w:left w:type="dxa" w:w="120"/>
+              <w:bottom w:type="dxa" w:w="80"/>
+              <w:right w:type="dxa" w:w="120"/>
+            </w:tcMar>
+          </w:tcPr>
+          <w:p>
+            <w:pPr>
+              <w:jc w:val="right"/>
+            </w:pPr>
+            <w:r>
+              <w:rPr>
+                <w:rFonts w:ascii="Arial" w:cs="Arial" w:eastAsia="Arial" w:hAnsi="Arial"/>
+                <w:sz w:val="20"/>
+                <w:szCs w:val="20"/>
+              </w:rPr>
+              <w:t>$0.00</w:t>
             </w:r>
           </w:p>
         </w:tc>
@@ -1283,7 +1283,7 @@
                 <w:sz w:val="20"/>
                 <w:szCs w:val="20"/>
               </w:rPr>
-              <w:t xml:space="preserve">£1,050.00</w:t>
+              <w:t>$1,350.00</w:t>
             </w:r>
           </w:p>
         </w:tc>
@@ -1347,7 +1347,7 @@
                 <w:sz w:val="20"/>
                 <w:szCs w:val="20"/>
               </w:rPr>
-              <w:t xml:space="preserve">£1,050.00</w:t>
+              <w:t>$1,350.00</w:t>
             </w:r>
           </w:p>
         </w:tc>
@@ -1409,7 +1409,7 @@
                 <w:sz w:val="20"/>
                 <w:szCs w:val="20"/>
               </w:rPr>
-              <w:t xml:space="preserve">£0.00</w:t>
+              <w:t>$0.00</w:t>
             </w:r>
           </w:p>
         </w:tc>
@@ -1440,7 +1440,7 @@
                 <w:sz w:val="20"/>
                 <w:szCs w:val="20"/>
               </w:rPr>
-              <w:t xml:space="preserve">£0.00</w:t>
+              <w:t>$0.00</w:t>
             </w:r>
           </w:p>
         </w:tc>
@@ -1471,7 +1471,7 @@
                 <w:sz w:val="20"/>
                 <w:szCs w:val="20"/>
               </w:rPr>
-              <w:t xml:space="preserve">£1,050.00</w:t>
+              <w:t>$1,350.00</w:t>
             </w:r>
           </w:p>
         </w:tc>
@@ -1533,7 +1533,7 @@
                 <w:sz w:val="20"/>
                 <w:szCs w:val="20"/>
               </w:rPr>
-              <w:t xml:space="preserve">£1,050.00</w:t>
+              <w:t>$1,350.00</w:t>
             </w:r>
           </w:p>
         </w:tc>
@@ -1593,37 +1593,37 @@
                 <w:sz w:val="20"/>
                 <w:szCs w:val="20"/>
               </w:rPr>
-              <w:t xml:space="preserve">£0.00</w:t>
-            </w:r>
-          </w:p>
-        </w:tc>
-        <w:tc>
-          <w:tcPr>
-            <w:tcW w:type="dxa" w:w="1500"/>
-            <w:tcBorders>
-              <w:top w:val="single" w:color="BFBFBF" w:sz="4"/>
-              <w:left w:val="single" w:color="BFBFBF" w:sz="4"/>
-              <w:bottom w:val="single" w:color="BFBFBF" w:sz="4"/>
-              <w:right w:val="single" w:color="BFBFBF" w:sz="4"/>
-            </w:tcBorders>
-            <w:tcMar>
-              <w:top w:type="dxa" w:w="80"/>
-              <w:left w:type="dxa" w:w="120"/>
-              <w:bottom w:type="dxa" w:w="80"/>
-              <w:right w:type="dxa" w:w="120"/>
-            </w:tcMar>
-          </w:tcPr>
-          <w:p>
-            <w:pPr>
-              <w:jc w:val="right"/>
-            </w:pPr>
-            <w:r>
-              <w:rPr>
-                <w:rFonts w:ascii="Arial" w:cs="Arial" w:eastAsia="Arial" w:hAnsi="Arial"/>
-                <w:sz w:val="20"/>
-                <w:szCs w:val="20"/>
-              </w:rPr>
-              <w:t xml:space="preserve">£0.00</w:t>
+              <w:t>$0.00</w:t>
+            </w:r>
+          </w:p>
+        </w:tc>
+        <w:tc>
+          <w:tcPr>
+            <w:tcW w:type="dxa" w:w="1500"/>
+            <w:tcBorders>
+              <w:top w:val="single" w:color="BFBFBF" w:sz="4"/>
+              <w:left w:val="single" w:color="BFBFBF" w:sz="4"/>
+              <w:bottom w:val="single" w:color="BFBFBF" w:sz="4"/>
+              <w:right w:val="single" w:color="BFBFBF" w:sz="4"/>
+            </w:tcBorders>
+            <w:tcMar>
+              <w:top w:type="dxa" w:w="80"/>
+              <w:left w:type="dxa" w:w="120"/>
+              <w:bottom w:type="dxa" w:w="80"/>
+              <w:right w:type="dxa" w:w="120"/>
+            </w:tcMar>
+          </w:tcPr>
+          <w:p>
+            <w:pPr>
+              <w:jc w:val="right"/>
+            </w:pPr>
+            <w:r>
+              <w:rPr>
+                <w:rFonts w:ascii="Arial" w:cs="Arial" w:eastAsia="Arial" w:hAnsi="Arial"/>
+                <w:sz w:val="20"/>
+                <w:szCs w:val="20"/>
+              </w:rPr>
+              <w:t>$0.00</w:t>
             </w:r>
           </w:p>
         </w:tc>
@@ -1653,7 +1653,7 @@
                 <w:sz w:val="20"/>
                 <w:szCs w:val="20"/>
               </w:rPr>
-              <w:t xml:space="preserve">£1,050.00</w:t>
+              <w:t>$1,350.00</w:t>
             </w:r>
           </w:p>
         </w:tc>
@@ -1717,7 +1717,7 @@
                 <w:sz w:val="20"/>
                 <w:szCs w:val="20"/>
               </w:rPr>
-              <w:t xml:space="preserve">£1,050.00</w:t>
+              <w:t>$1,350.00</w:t>
             </w:r>
           </w:p>
         </w:tc>
@@ -1779,7 +1779,7 @@
                 <w:sz w:val="20"/>
                 <w:szCs w:val="20"/>
               </w:rPr>
-              <w:t xml:space="preserve">£0.00</w:t>
+              <w:t>$0.00</w:t>
             </w:r>
           </w:p>
         </w:tc>
@@ -1810,7 +1810,7 @@
                 <w:sz w:val="20"/>
                 <w:szCs w:val="20"/>
               </w:rPr>
-              <w:t xml:space="preserve">£0.00</w:t>
+              <w:t>$0.00</w:t>
             </w:r>
           </w:p>
         </w:tc>
@@ -1841,7 +1841,7 @@
                 <w:sz w:val="20"/>
                 <w:szCs w:val="20"/>
               </w:rPr>
-              <w:t xml:space="preserve">£1,050.00</w:t>
+              <w:t>$1,350.00</w:t>
             </w:r>
           </w:p>
         </w:tc>
@@ -1903,7 +1903,7 @@
                 <w:sz w:val="20"/>
                 <w:szCs w:val="20"/>
               </w:rPr>
-              <w:t xml:space="preserve">£1,050.00</w:t>
+              <w:t>$1,350.00</w:t>
             </w:r>
           </w:p>
         </w:tc>
@@ -1963,37 +1963,37 @@
                 <w:sz w:val="20"/>
                 <w:szCs w:val="20"/>
               </w:rPr>
-              <w:t xml:space="preserve">£0.00</w:t>
-            </w:r>
-          </w:p>
-        </w:tc>
-        <w:tc>
-          <w:tcPr>
-            <w:tcW w:type="dxa" w:w="1500"/>
-            <w:tcBorders>
-              <w:top w:val="single" w:color="BFBFBF" w:sz="4"/>
-              <w:left w:val="single" w:color="BFBFBF" w:sz="4"/>
-              <w:bottom w:val="single" w:color="BFBFBF" w:sz="4"/>
-              <w:right w:val="single" w:color="BFBFBF" w:sz="4"/>
-            </w:tcBorders>
-            <w:tcMar>
-              <w:top w:type="dxa" w:w="80"/>
-              <w:left w:type="dxa" w:w="120"/>
-              <w:bottom w:type="dxa" w:w="80"/>
-              <w:right w:type="dxa" w:w="120"/>
-            </w:tcMar>
-          </w:tcPr>
-          <w:p>
-            <w:pPr>
-              <w:jc w:val="right"/>
-            </w:pPr>
-            <w:r>
-              <w:rPr>
-                <w:rFonts w:ascii="Arial" w:cs="Arial" w:eastAsia="Arial" w:hAnsi="Arial"/>
-                <w:sz w:val="20"/>
-                <w:szCs w:val="20"/>
-              </w:rPr>
-              <w:t xml:space="preserve">£0.00</w:t>
+              <w:t>$0.00</w:t>
+            </w:r>
+          </w:p>
+        </w:tc>
+        <w:tc>
+          <w:tcPr>
+            <w:tcW w:type="dxa" w:w="1500"/>
+            <w:tcBorders>
+              <w:top w:val="single" w:color="BFBFBF" w:sz="4"/>
+              <w:left w:val="single" w:color="BFBFBF" w:sz="4"/>
+              <w:bottom w:val="single" w:color="BFBFBF" w:sz="4"/>
+              <w:right w:val="single" w:color="BFBFBF" w:sz="4"/>
+            </w:tcBorders>
+            <w:tcMar>
+              <w:top w:type="dxa" w:w="80"/>
+              <w:left w:type="dxa" w:w="120"/>
+              <w:bottom w:type="dxa" w:w="80"/>
+              <w:right w:type="dxa" w:w="120"/>
+            </w:tcMar>
+          </w:tcPr>
+          <w:p>
+            <w:pPr>
+              <w:jc w:val="right"/>
+            </w:pPr>
+            <w:r>
+              <w:rPr>
+                <w:rFonts w:ascii="Arial" w:cs="Arial" w:eastAsia="Arial" w:hAnsi="Arial"/>
+                <w:sz w:val="20"/>
+                <w:szCs w:val="20"/>
+              </w:rPr>
+              <w:t>$0.00</w:t>
             </w:r>
           </w:p>
         </w:tc>
@@ -2023,7 +2023,7 @@
                 <w:sz w:val="20"/>
                 <w:szCs w:val="20"/>
               </w:rPr>
-              <w:t xml:space="preserve">£1,050.00</w:t>
+              <w:t>$1,350.00</w:t>
             </w:r>
           </w:p>
         </w:tc>
@@ -2087,7 +2087,7 @@
                 <w:sz w:val="20"/>
                 <w:szCs w:val="20"/>
               </w:rPr>
-              <w:t xml:space="preserve">£1,050.00</w:t>
+              <w:t>$1,350.00</w:t>
             </w:r>
           </w:p>
         </w:tc>
@@ -2118,7 +2118,7 @@
                 <w:sz w:val="20"/>
                 <w:szCs w:val="20"/>
               </w:rPr>
-              <w:t xml:space="preserve">£17,000.00</w:t>
+              <w:t>$21,500.00</w:t>
             </w:r>
           </w:p>
         </w:tc>
@@ -2149,7 +2149,7 @@
                 <w:sz w:val="20"/>
                 <w:szCs w:val="20"/>
               </w:rPr>
-              <w:t xml:space="preserve">£3,420.60</w:t>
+              <w:t>$4,340.00</w:t>
             </w:r>
           </w:p>
         </w:tc>
@@ -2180,7 +2180,7 @@
                 <w:sz w:val="20"/>
                 <w:szCs w:val="20"/>
               </w:rPr>
-              <w:t xml:space="preserve">£1,215.40</w:t>
+              <w:t>$1,540.00</w:t>
             </w:r>
           </w:p>
         </w:tc>
@@ -2211,7 +2211,7 @@
                 <w:sz w:val="20"/>
                 <w:szCs w:val="20"/>
               </w:rPr>
-              <w:t xml:space="preserve">£13,414.00</w:t>
+              <w:t>$16,970.00</w:t>
             </w:r>
           </w:p>
         </w:tc>
@@ -2279,7 +2279,7 @@
                 <w:sz w:val="20"/>
                 <w:szCs w:val="20"/>
               </w:rPr>
-              <w:t xml:space="preserve">£10,500.00</w:t>
+              <w:t>$13,500.00</w:t>
             </w:r>
           </w:p>
         </w:tc>
@@ -2312,7 +2312,7 @@
                 <w:sz w:val="20"/>
                 <w:szCs w:val="20"/>
               </w:rPr>
-              <w:t xml:space="preserve">£36,000.00</w:t>
+              <w:t>$45,500.00</w:t>
             </w:r>
           </w:p>
         </w:tc>
@@ -2345,7 +2345,7 @@
                 <w:sz w:val="20"/>
                 <w:szCs w:val="20"/>
               </w:rPr>
-              <w:t xml:space="preserve">£3,420.60</w:t>
+              <w:t>$4,340.00</w:t>
             </w:r>
           </w:p>
         </w:tc>
@@ -2378,7 +2378,7 @@
                 <w:sz w:val="20"/>
                 <w:szCs w:val="20"/>
               </w:rPr>
-              <w:t xml:space="preserve">£1,215.40</w:t>
+              <w:t>$1,540.00</w:t>
             </w:r>
           </w:p>
         </w:tc>
@@ -2411,7 +2411,7 @@
                 <w:sz w:val="20"/>
                 <w:szCs w:val="20"/>
               </w:rPr>
-              <w:t xml:space="preserve">£41,864.00</w:t>
+              <w:t>$53,120.00</w:t>
             </w:r>
           </w:p>
         </w:tc>
@@ -2438,7 +2438,7 @@
           <w:sz w:val="19"/>
           <w:szCs w:val="19"/>
         </w:rPr>
-        <w:t xml:space="preserve">£46,500.00</w:t>
+        <w:t>$59,000.00</w:t>
       </w:r>
       <w:r>
         <w:rPr>
@@ -2457,7 +2457,7 @@
           <w:sz w:val="19"/>
           <w:szCs w:val="19"/>
         </w:rPr>
-        <w:t xml:space="preserve">£3,420.60</w:t>
+        <w:t>$4,340.00</w:t>
       </w:r>
       <w:r>
         <w:rPr>
@@ -2476,7 +2476,7 @@
           <w:sz w:val="19"/>
           <w:szCs w:val="19"/>
         </w:rPr>
-        <w:t xml:space="preserve">£1,215.40</w:t>
+        <w:t>$1,540.00</w:t>
       </w:r>
     </w:p>
     <w:p>
@@ -2487,7 +2487,7 @@
         <w:rPr>
           <w:rFonts w:ascii="Arial" w:cs="Arial" w:eastAsia="Arial" w:hAnsi="Arial"/>
         </w:rPr>
-        <w:t xml:space="preserve">All salary payments are processed through the company payroll under the PAYE scheme and reported to HM Revenue &amp; Customs accordingly. Payslips are issued monthly and records are maintained via FreeAgent accounting software. Dividend payments made in June 2025 (£19,000.00) and February 2026 (£17,000.00) are declared through official company dividend declarations and reported to HMRC as shareholder distributions.</w:t>
+        <w:t>All salary payments are processed through the company payroll under the PAYE scheme and reported to HM Revenue &amp; Customs accordingly. Payslips are issued monthly and records are maintained via FreeAgent accounting software. Dividend payments made in June 2025 ($24,000.00) and February 2026 ($21,500.00) are declared through official company dividend declarations and reported to HMRC as shareholder distributions.</w:t>
       </w:r>
     </w:p>
     <w:p>
@@ -2565,13 +2565,6 @@
           </w:p>
           <w:p>
             <w:r>
-              <w:rPr>
-                <w:rFonts w:ascii="Arial" w:cs="Arial" w:eastAsia="Arial" w:hAnsi="Arial"/>
-                <w:i/>
-                <w:iCs/>
-                <w:sz w:val="20"/>
-                <w:szCs w:val="20"/>
-              </w:rPr>
               <w:drawing>
                 <wp:inline xmlns:a="http://schemas.openxmlformats.org/drawingml/2006/main" xmlns:pic="http://schemas.openxmlformats.org/drawingml/2006/picture">
                   <wp:extent cx="3291840" cy="1926931"/>
@@ -2587,7 +2580,7 @@
                           <pic:cNvPicPr/>
                         </pic:nvPicPr>
                         <pic:blipFill>
-                          <a:blip r:embed="rId8"/>
+                          <a:blip r:embed="rId10"/>
                           <a:stretch>
                             <a:fillRect/>
                           </a:stretch>
@@ -2607,8 +2600,6 @@
             </w:r>
             <w:r>
               <w:br/>
-            </w:r>
-            <w:r>
               <w:drawing>
                 <wp:inline xmlns:a="http://schemas.openxmlformats.org/drawingml/2006/main" xmlns:pic="http://schemas.openxmlformats.org/drawingml/2006/picture">
                   <wp:extent cx="3291840" cy="1686064"/>
@@ -2624,7 +2615,7 @@
                           <pic:cNvPicPr/>
                         </pic:nvPicPr>
                         <pic:blipFill>
-                          <a:blip r:embed="rId9"/>
+                          <a:blip r:embed="rId11"/>
                           <a:stretch>
                             <a:fillRect/>
                           </a:stretch>
